--- a/analyst/research/CA_eval_20260226-2021_LLY/04_output/revised-report-LLY.docx
+++ b/analyst/research/CA_eval_20260226-2021_LLY/04_output/revised-report-LLY.docx
@@ -2,7 +2,7 @@
 <file path=word/document.xml><?xml version="1.0" encoding="utf-8"?>
 <w:document xmlns:w="http://schemas.openxmlformats.org/wordprocessingml/2006/main" xmlns:m="http://schemas.openxmlformats.org/officeDocument/2006/math" xmlns:r="http://schemas.openxmlformats.org/officeDocument/2006/relationships" xmlns:o="urn:schemas-microsoft-com:office:office" xmlns:v="urn:schemas-microsoft-com:vml" xmlns:w10="urn:schemas-microsoft-com:office:word" xmlns:a="http://schemas.openxmlformats.org/drawingml/2006/main" xmlns:pic="http://schemas.openxmlformats.org/drawingml/2006/picture" xmlns:wp="http://schemas.openxmlformats.org/drawingml/2006/wordprocessingDrawing">
   <w:body>
-    <w:bookmarkStart w:id="47" w:name="llyeli-lilly-and-company競争優位性評価レポート最終版"/>
+    <w:bookmarkStart w:id="41" w:name="llyeli-lilly-and-company競争優位性評価レポート最終版"/>
     <w:p>
       <w:pPr>
         <w:pStyle w:val="Heading1"/>
@@ -570,7 +570,7 @@
       </w:r>
     </w:p>
     <w:bookmarkEnd w:id="9"/>
-    <w:bookmarkStart w:id="16" w:name="競争優位性評価サマリー"/>
+    <w:bookmarkStart w:id="10" w:name="競争優位性評価サマリー"/>
     <w:p>
       <w:pPr>
         <w:pStyle w:val="Heading2"/>
@@ -583,6 +583,922 @@
           <w:rFonts w:hint="eastAsia"/>
         </w:rPr>
         <w:t xml:space="preserve">競争優位性評価サマリー</w:t>
+      </w:r>
+    </w:p>
+    <w:tbl>
+      <w:tblPr>
+        <w:tblStyle w:val="Table"/>
+        <w:tblW w:type="pct" w:w="5000"/>
+        <w:tblLayout w:type="fixed"/>
+        <w:tblLook w:firstRow="1" w:lastRow="0" w:firstColumn="0" w:lastColumn="0" w:noHBand="0" w:noVBand="0" w:val="0020"/>
+        <w:tblBorders>
+          <w:top w:val="single" w:sz="4" w:space="0" w:color="000000"/>
+          <w:left w:val="single" w:sz="4" w:space="0" w:color="000000"/>
+          <w:bottom w:val="single" w:sz="4" w:space="0" w:color="000000"/>
+          <w:right w:val="single" w:sz="4" w:space="0" w:color="000000"/>
+          <w:insideH w:val="single" w:sz="4" w:space="0" w:color="000000"/>
+          <w:insideV w:val="single" w:sz="4" w:space="0" w:color="000000"/>
+        </w:tblBorders>
+      </w:tblPr>
+      <w:tblGrid>
+        <w:gridCol w:w="540"/>
+        <w:gridCol w:w="1080"/>
+        <w:gridCol w:w="1440"/>
+        <w:gridCol w:w="1620"/>
+        <w:gridCol w:w="1620"/>
+        <w:gridCol w:w="1620"/>
+      </w:tblGrid>
+      <w:tr>
+        <w:trPr>
+          <w:tblHeader w:val="on"/>
+        </w:trPr>
+        <w:tc>
+          <w:tcPr>
+            <w:tcBorders>
+              <w:top w:val="single" w:sz="4" w:space="0" w:color="000000"/>
+              <w:left w:val="single" w:sz="4" w:space="0" w:color="000000"/>
+              <w:right w:val="single" w:sz="4" w:space="0" w:color="000000"/>
+              <w:bottom w:val="double" w:sz="4" w:space="0" w:color="000000"/>
+            </w:tcBorders>
+          </w:tcPr>
+          <w:p>
+            <w:pPr>
+              <w:pStyle w:val="Compact"/>
+            </w:pPr>
+            <w:r>
+              <w:rPr>
+                <w:rFonts w:ascii="Times New Roman" w:hAnsi="Times New Roman" w:eastAsia="游明朝"/>
+                <w:sz w:val="18"/>
+              </w:rPr>
+              <w:t xml:space="preserve">#</w:t>
+            </w:r>
+          </w:p>
+        </w:tc>
+        <w:tc>
+          <w:tcPr>
+            <w:tcBorders>
+              <w:top w:val="single" w:sz="4" w:space="0" w:color="000000"/>
+              <w:left w:val="single" w:sz="4" w:space="0" w:color="000000"/>
+              <w:right w:val="single" w:sz="4" w:space="0" w:color="000000"/>
+              <w:bottom w:val="double" w:sz="4" w:space="0" w:color="000000"/>
+            </w:tcBorders>
+          </w:tcPr>
+          <w:p>
+            <w:pPr>
+              <w:pStyle w:val="Compact"/>
+            </w:pPr>
+            <w:r>
+              <w:rPr>
+                <w:rFonts w:hint="eastAsia" w:ascii="Times New Roman" w:hAnsi="Times New Roman" w:eastAsia="游明朝"/>
+                <w:sz w:val="18"/>
+              </w:rPr>
+              <w:t xml:space="preserve">主張</w:t>
+            </w:r>
+          </w:p>
+        </w:tc>
+        <w:tc>
+          <w:tcPr>
+            <w:tcBorders>
+              <w:top w:val="single" w:sz="4" w:space="0" w:color="000000"/>
+              <w:left w:val="single" w:sz="4" w:space="0" w:color="000000"/>
+              <w:right w:val="single" w:sz="4" w:space="0" w:color="000000"/>
+              <w:bottom w:val="double" w:sz="4" w:space="0" w:color="000000"/>
+            </w:tcBorders>
+          </w:tcPr>
+          <w:p>
+            <w:pPr>
+              <w:pStyle w:val="Compact"/>
+            </w:pPr>
+            <w:r>
+              <w:rPr>
+                <w:rFonts w:hint="eastAsia" w:ascii="Times New Roman" w:hAnsi="Times New Roman" w:eastAsia="游明朝"/>
+                <w:sz w:val="18"/>
+              </w:rPr>
+              <w:t xml:space="preserve">CA評価</w:t>
+            </w:r>
+          </w:p>
+        </w:tc>
+        <w:tc>
+          <w:tcPr>
+            <w:tcBorders>
+              <w:top w:val="single" w:sz="4" w:space="0" w:color="000000"/>
+              <w:left w:val="single" w:sz="4" w:space="0" w:color="000000"/>
+              <w:right w:val="single" w:sz="4" w:space="0" w:color="000000"/>
+              <w:bottom w:val="double" w:sz="4" w:space="0" w:color="000000"/>
+            </w:tcBorders>
+          </w:tcPr>
+          <w:p>
+            <w:pPr>
+              <w:pStyle w:val="Compact"/>
+            </w:pPr>
+            <w:r>
+              <w:rPr>
+                <w:rFonts w:hint="eastAsia" w:ascii="Times New Roman" w:hAnsi="Times New Roman" w:eastAsia="游明朝"/>
+                <w:sz w:val="18"/>
+              </w:rPr>
+              <w:t xml:space="preserve">CAGR接続</w:t>
+            </w:r>
+          </w:p>
+        </w:tc>
+        <w:tc>
+          <w:tcPr>
+            <w:tcBorders>
+              <w:top w:val="single" w:sz="4" w:space="0" w:color="000000"/>
+              <w:left w:val="single" w:sz="4" w:space="0" w:color="000000"/>
+              <w:right w:val="single" w:sz="4" w:space="0" w:color="000000"/>
+              <w:bottom w:val="double" w:sz="4" w:space="0" w:color="000000"/>
+            </w:tcBorders>
+          </w:tcPr>
+          <w:p>
+            <w:pPr>
+              <w:pStyle w:val="Compact"/>
+            </w:pPr>
+            <w:r>
+              <w:rPr>
+                <w:rFonts w:hint="eastAsia" w:ascii="Times New Roman" w:hAnsi="Times New Roman" w:eastAsia="游明朝"/>
+                <w:sz w:val="18"/>
+              </w:rPr>
+              <w:t xml:space="preserve">主な根拠</w:t>
+            </w:r>
+          </w:p>
+        </w:tc>
+        <w:tc>
+          <w:tcPr>
+            <w:tcBorders>
+              <w:top w:val="single" w:sz="4" w:space="0" w:color="000000"/>
+              <w:left w:val="single" w:sz="4" w:space="0" w:color="000000"/>
+              <w:right w:val="single" w:sz="4" w:space="0" w:color="000000"/>
+              <w:bottom w:val="double" w:sz="4" w:space="0" w:color="000000"/>
+            </w:tcBorders>
+          </w:tcPr>
+          <w:p>
+            <w:pPr>
+              <w:pStyle w:val="Compact"/>
+            </w:pPr>
+            <w:r>
+              <w:rPr>
+                <w:rFonts w:hint="eastAsia" w:ascii="Times New Roman" w:hAnsi="Times New Roman" w:eastAsia="游明朝"/>
+                <w:sz w:val="18"/>
+              </w:rPr>
+              <w:t xml:space="preserve">主な課題</w:t>
+            </w:r>
+          </w:p>
+        </w:tc>
+      </w:tr>
+      <w:tr>
+        <w:tc>
+          <w:tcPr/>
+          <w:p>
+            <w:pPr>
+              <w:pStyle w:val="Compact"/>
+            </w:pPr>
+            <w:r>
+              <w:rPr>
+                <w:rFonts w:ascii="Times New Roman" w:hAnsi="Times New Roman" w:eastAsia="游明朝"/>
+                <w:sz w:val="18"/>
+              </w:rPr>
+              <w:t xml:space="preserve">1</w:t>
+            </w:r>
+          </w:p>
+        </w:tc>
+        <w:tc>
+          <w:tcPr/>
+          <w:p>
+            <w:pPr>
+              <w:pStyle w:val="Compact"/>
+            </w:pPr>
+            <w:r>
+              <w:rPr>
+                <w:rFonts w:hint="eastAsia" w:ascii="Times New Roman" w:hAnsi="Times New Roman" w:eastAsia="游明朝"/>
+                <w:sz w:val="18"/>
+              </w:rPr>
+              <w:t xml:space="preserve">複数超大型市場ポートフォリオ</w:t>
+            </w:r>
+          </w:p>
+        </w:tc>
+        <w:tc>
+          <w:tcPr/>
+          <w:p>
+            <w:pPr>
+              <w:pStyle w:val="Compact"/>
+            </w:pPr>
+            <w:r>
+              <w:rPr>
+                <w:rFonts w:hint="eastAsia" w:ascii="Times New Roman" w:hAnsi="Times New Roman" w:eastAsia="游明朝"/>
+                <w:b/>
+                <w:bCs/>
+                <w:sz w:val="18"/>
+              </w:rPr>
+              <w:t xml:space="preserve">50%（まあ納得）</w:t>
+            </w:r>
+          </w:p>
+        </w:tc>
+        <w:tc>
+          <w:tcPr/>
+          <w:p>
+            <w:pPr>
+              <w:pStyle w:val="Compact"/>
+            </w:pPr>
+            <w:r>
+              <w:rPr>
+                <w:rFonts w:ascii="Times New Roman" w:hAnsi="Times New Roman" w:eastAsia="游明朝"/>
+                <w:sz w:val="18"/>
+              </w:rPr>
+              <w:t xml:space="preserve">70% </w:t>
+            </w:r>
+            <w:r>
+              <w:rPr>
+                <w:rFonts w:hint="eastAsia" w:ascii="Times New Roman" w:hAnsi="Times New Roman" w:eastAsia="游明朝"/>
+                <w:sz w:val="18"/>
+              </w:rPr>
+              <w:t xml:space="preserve">[T8修正:</w:t>
+            </w:r>
+            <w:r>
+              <w:rPr>
+                <w:rFonts w:ascii="Times New Roman" w:hAnsi="Times New Roman" w:eastAsia="游明朝"/>
+                <w:sz w:val="18"/>
+              </w:rPr>
+              <w:t xml:space="preserve"> </w:t>
+            </w:r>
+            <w:r>
+              <w:rPr>
+                <w:rFonts w:hint="eastAsia" w:ascii="Times New Roman" w:hAnsi="Times New Roman" w:eastAsia="游明朝"/>
+                <w:sz w:val="18"/>
+              </w:rPr>
+              <w:t xml:space="preserve">CAGR内訳分離明示]</w:t>
+            </w:r>
+          </w:p>
+        </w:tc>
+        <w:tc>
+          <w:tcPr/>
+          <w:p>
+            <w:pPr>
+              <w:pStyle w:val="Compact"/>
+            </w:pPr>
+            <w:r>
+              <w:rPr>
+                <w:rFonts w:hint="eastAsia" w:ascii="Times New Roman" w:hAnsi="Times New Roman" w:eastAsia="游明朝"/>
+                <w:sz w:val="18"/>
+              </w:rPr>
+              <w:t xml:space="preserve">GLP-1・アルツハイマー・乳がん複数展開</w:t>
+            </w:r>
+          </w:p>
+        </w:tc>
+        <w:tc>
+          <w:tcPr/>
+          <w:p>
+            <w:pPr>
+              <w:pStyle w:val="Compact"/>
+            </w:pPr>
+            <w:r>
+              <w:rPr>
+                <w:rFonts w:hint="eastAsia" w:ascii="Times New Roman" w:hAnsi="Times New Roman" w:eastAsia="游明朝"/>
+                <w:sz w:val="18"/>
+              </w:rPr>
+              <w:t xml:space="preserve">メガファーマ共通能力（ルール7</w:t>
+            </w:r>
+            <w:r>
+              <w:rPr>
+                <w:rFonts w:ascii="Times New Roman" w:hAnsi="Times New Roman" w:eastAsia="游明朝"/>
+                <w:sz w:val="18"/>
+              </w:rPr>
+              <w:t xml:space="preserve"> </w:t>
+            </w:r>
+            <w:r>
+              <w:rPr>
+                <w:rFonts w:hint="eastAsia" w:ascii="Times New Roman" w:hAnsi="Times New Roman" w:eastAsia="游明朝"/>
+                <w:sz w:val="18"/>
+              </w:rPr>
+              <w:t xml:space="preserve">FAIL）</w:t>
+            </w:r>
+          </w:p>
+        </w:tc>
+      </w:tr>
+      <w:tr>
+        <w:tc>
+          <w:tcPr/>
+          <w:p>
+            <w:pPr>
+              <w:pStyle w:val="Compact"/>
+            </w:pPr>
+            <w:r>
+              <w:rPr>
+                <w:rFonts w:ascii="Times New Roman" w:hAnsi="Times New Roman" w:eastAsia="游明朝"/>
+                <w:sz w:val="18"/>
+              </w:rPr>
+              <w:t xml:space="preserve">2</w:t>
+            </w:r>
+          </w:p>
+        </w:tc>
+        <w:tc>
+          <w:tcPr/>
+          <w:p>
+            <w:pPr>
+              <w:pStyle w:val="Compact"/>
+            </w:pPr>
+            <w:r>
+              <w:rPr>
+                <w:rFonts w:hint="eastAsia" w:ascii="Times New Roman" w:hAnsi="Times New Roman" w:eastAsia="游明朝"/>
+                <w:sz w:val="18"/>
+              </w:rPr>
+              <w:t xml:space="preserve">低分子経口GLP-1技術的差別化</w:t>
+            </w:r>
+          </w:p>
+        </w:tc>
+        <w:tc>
+          <w:tcPr/>
+          <w:p>
+            <w:pPr>
+              <w:pStyle w:val="Compact"/>
+            </w:pPr>
+            <w:r>
+              <w:rPr>
+                <w:rFonts w:hint="eastAsia" w:ascii="Times New Roman" w:hAnsi="Times New Roman" w:eastAsia="游明朝"/>
+                <w:b/>
+                <w:bCs/>
+                <w:sz w:val="18"/>
+              </w:rPr>
+              <w:t xml:space="preserve">70%（おおむね納得）</w:t>
+            </w:r>
+          </w:p>
+        </w:tc>
+        <w:tc>
+          <w:tcPr/>
+          <w:p>
+            <w:pPr>
+              <w:pStyle w:val="Compact"/>
+            </w:pPr>
+            <w:r>
+              <w:rPr>
+                <w:rFonts w:ascii="Times New Roman" w:hAnsi="Times New Roman" w:eastAsia="游明朝"/>
+                <w:sz w:val="18"/>
+              </w:rPr>
+              <w:t xml:space="preserve">70% </w:t>
+            </w:r>
+            <w:r>
+              <w:rPr>
+                <w:rFonts w:hint="eastAsia" w:ascii="Times New Roman" w:hAnsi="Times New Roman" w:eastAsia="游明朝"/>
+                <w:sz w:val="18"/>
+              </w:rPr>
+              <w:t xml:space="preserve">[T8修正:</w:t>
+            </w:r>
+            <w:r>
+              <w:rPr>
+                <w:rFonts w:ascii="Times New Roman" w:hAnsi="Times New Roman" w:eastAsia="游明朝"/>
+                <w:sz w:val="18"/>
+              </w:rPr>
+              <w:t xml:space="preserve"> </w:t>
+            </w:r>
+            <w:r>
+              <w:rPr>
+                <w:rFonts w:hint="eastAsia" w:ascii="Times New Roman" w:hAnsi="Times New Roman" w:eastAsia="游明朝"/>
+                <w:sz w:val="18"/>
+              </w:rPr>
+              <w:t xml:space="preserve">根源要因不足が上限条件]</w:t>
+            </w:r>
+          </w:p>
+        </w:tc>
+        <w:tc>
+          <w:tcPr/>
+          <w:p>
+            <w:pPr>
+              <w:pStyle w:val="Compact"/>
+            </w:pPr>
+            <w:r>
+              <w:rPr>
+                <w:rFonts w:hint="eastAsia" w:ascii="Times New Roman" w:hAnsi="Times New Roman" w:eastAsia="游明朝"/>
+                <w:sz w:val="18"/>
+              </w:rPr>
+              <w:t xml:space="preserve">NOVO対比3軸優位、P3成功3本、肝毒性なし</w:t>
+            </w:r>
+          </w:p>
+        </w:tc>
+        <w:tc>
+          <w:tcPr/>
+          <w:p>
+            <w:pPr>
+              <w:pStyle w:val="Compact"/>
+            </w:pPr>
+            <w:r>
+              <w:rPr>
+                <w:rFonts w:hint="eastAsia" w:ascii="Times New Roman" w:hAnsi="Times New Roman" w:eastAsia="游明朝"/>
+                <w:sz w:val="18"/>
+              </w:rPr>
+              <w:t xml:space="preserve">根源要因言及不足が70%の上限条件</w:t>
+            </w:r>
+          </w:p>
+        </w:tc>
+      </w:tr>
+      <w:tr>
+        <w:tc>
+          <w:tcPr/>
+          <w:p>
+            <w:pPr>
+              <w:pStyle w:val="Compact"/>
+            </w:pPr>
+            <w:r>
+              <w:rPr>
+                <w:rFonts w:ascii="Times New Roman" w:hAnsi="Times New Roman" w:eastAsia="游明朝"/>
+                <w:sz w:val="18"/>
+              </w:rPr>
+              <w:t xml:space="preserve">3</w:t>
+            </w:r>
+          </w:p>
+        </w:tc>
+        <w:tc>
+          <w:tcPr/>
+          <w:p>
+            <w:pPr>
+              <w:pStyle w:val="Compact"/>
+            </w:pPr>
+            <w:r>
+              <w:rPr>
+                <w:rFonts w:ascii="Times New Roman" w:hAnsi="Times New Roman" w:eastAsia="游明朝"/>
+                <w:sz w:val="18"/>
+              </w:rPr>
+              <w:t xml:space="preserve">アルツハイマーR&amp;Dノウハウ</w:t>
+            </w:r>
+          </w:p>
+        </w:tc>
+        <w:tc>
+          <w:tcPr/>
+          <w:p>
+            <w:pPr>
+              <w:pStyle w:val="Compact"/>
+            </w:pPr>
+            <w:r>
+              <w:rPr>
+                <w:rFonts w:hint="eastAsia" w:ascii="Times New Roman" w:hAnsi="Times New Roman" w:eastAsia="游明朝"/>
+                <w:b/>
+                <w:bCs/>
+                <w:sz w:val="18"/>
+              </w:rPr>
+              <w:t xml:space="preserve">50%（まあ納得）</w:t>
+            </w:r>
+          </w:p>
+        </w:tc>
+        <w:tc>
+          <w:tcPr/>
+          <w:p>
+            <w:pPr>
+              <w:pStyle w:val="Compact"/>
+            </w:pPr>
+            <w:r>
+              <w:rPr>
+                <w:rFonts w:ascii="Times New Roman" w:hAnsi="Times New Roman" w:eastAsia="游明朝"/>
+                <w:sz w:val="18"/>
+              </w:rPr>
+              <w:t xml:space="preserve">30% </w:t>
+            </w:r>
+            <w:r>
+              <w:rPr>
+                <w:rFonts w:hint="eastAsia" w:ascii="Times New Roman" w:hAnsi="Times New Roman" w:eastAsia="游明朝"/>
+                <w:sz w:val="18"/>
+              </w:rPr>
+              <w:t xml:space="preserve">[T8修正:</w:t>
+            </w:r>
+            <w:r>
+              <w:rPr>
+                <w:rFonts w:ascii="Times New Roman" w:hAnsi="Times New Roman" w:eastAsia="游明朝"/>
+                <w:sz w:val="18"/>
+              </w:rPr>
+              <w:t xml:space="preserve"> </w:t>
+            </w:r>
+            <w:r>
+              <w:rPr>
+                <w:rFonts w:hint="eastAsia" w:ascii="Times New Roman" w:hAnsi="Times New Roman" w:eastAsia="游明朝"/>
+                <w:sz w:val="18"/>
+              </w:rPr>
+              <w:t xml:space="preserve">KB3#3の30%批判明示]</w:t>
+            </w:r>
+          </w:p>
+        </w:tc>
+        <w:tc>
+          <w:tcPr/>
+          <w:p>
+            <w:pPr>
+              <w:pStyle w:val="Compact"/>
+            </w:pPr>
+            <w:r>
+              <w:rPr>
+                <w:rFonts w:hint="eastAsia" w:ascii="Times New Roman" w:hAnsi="Times New Roman" w:eastAsia="游明朝"/>
+                <w:sz w:val="18"/>
+              </w:rPr>
+              <w:t xml:space="preserve">AB抗体先行、donanemab承認</w:t>
+            </w:r>
+          </w:p>
+        </w:tc>
+        <w:tc>
+          <w:tcPr/>
+          <w:p>
+            <w:pPr>
+              <w:pStyle w:val="Compact"/>
+            </w:pPr>
+            <w:r>
+              <w:rPr>
+                <w:rFonts w:hint="eastAsia" w:ascii="Times New Roman" w:hAnsi="Times New Roman" w:eastAsia="游明朝"/>
+                <w:sz w:val="18"/>
+              </w:rPr>
+              <w:t xml:space="preserve">高リスク、CAGR接続間接的、複数メカニズムの限界</w:t>
+            </w:r>
+          </w:p>
+        </w:tc>
+      </w:tr>
+      <w:tr>
+        <w:tc>
+          <w:tcPr/>
+          <w:p>
+            <w:pPr>
+              <w:pStyle w:val="Compact"/>
+            </w:pPr>
+            <w:r>
+              <w:rPr>
+                <w:rFonts w:ascii="Times New Roman" w:hAnsi="Times New Roman" w:eastAsia="游明朝"/>
+                <w:sz w:val="18"/>
+              </w:rPr>
+              <w:t xml:space="preserve">4</w:t>
+            </w:r>
+          </w:p>
+        </w:tc>
+        <w:tc>
+          <w:tcPr/>
+          <w:p>
+            <w:pPr>
+              <w:pStyle w:val="Compact"/>
+            </w:pPr>
+            <w:r>
+              <w:rPr>
+                <w:rFonts w:hint="eastAsia" w:ascii="Times New Roman" w:hAnsi="Times New Roman" w:eastAsia="游明朝"/>
+                <w:sz w:val="18"/>
+              </w:rPr>
+              <w:t xml:space="preserve">GLP-1供給能力参入障壁</w:t>
+            </w:r>
+          </w:p>
+        </w:tc>
+        <w:tc>
+          <w:tcPr/>
+          <w:p>
+            <w:pPr>
+              <w:pStyle w:val="Compact"/>
+            </w:pPr>
+            <w:r>
+              <w:rPr>
+                <w:rFonts w:hint="eastAsia" w:ascii="Times New Roman" w:hAnsi="Times New Roman" w:eastAsia="游明朝"/>
+                <w:b/>
+                <w:bCs/>
+                <w:sz w:val="18"/>
+              </w:rPr>
+              <w:t xml:space="preserve">70%（おおむね納得）</w:t>
+            </w:r>
+          </w:p>
+        </w:tc>
+        <w:tc>
+          <w:tcPr/>
+          <w:p>
+            <w:pPr>
+              <w:pStyle w:val="Compact"/>
+            </w:pPr>
+            <w:r>
+              <w:rPr>
+                <w:rFonts w:ascii="Times New Roman" w:hAnsi="Times New Roman" w:eastAsia="游明朝"/>
+                <w:sz w:val="18"/>
+              </w:rPr>
+              <w:t xml:space="preserve">70% </w:t>
+            </w:r>
+            <w:r>
+              <w:rPr>
+                <w:rFonts w:hint="eastAsia" w:ascii="Times New Roman" w:hAnsi="Times New Roman" w:eastAsia="游明朝"/>
+                <w:sz w:val="18"/>
+              </w:rPr>
+              <w:t xml:space="preserve">[T8修正:</w:t>
+            </w:r>
+            <w:r>
+              <w:rPr>
+                <w:rFonts w:ascii="Times New Roman" w:hAnsi="Times New Roman" w:eastAsia="游明朝"/>
+                <w:sz w:val="18"/>
+              </w:rPr>
+              <w:t xml:space="preserve"> </w:t>
+            </w:r>
+            <w:r>
+              <w:rPr>
+                <w:rFonts w:hint="eastAsia" w:ascii="Times New Roman" w:hAnsi="Times New Roman" w:eastAsia="游明朝"/>
+                <w:sz w:val="18"/>
+              </w:rPr>
+              <w:t xml:space="preserve">デュオポリー持続性リスク付き]</w:t>
+            </w:r>
+          </w:p>
+        </w:tc>
+        <w:tc>
+          <w:tcPr/>
+          <w:p>
+            <w:pPr>
+              <w:pStyle w:val="Compact"/>
+            </w:pPr>
+            <w:r>
+              <w:rPr>
+                <w:rFonts w:ascii="Times New Roman" w:hAnsi="Times New Roman" w:eastAsia="游明朝"/>
+                <w:sz w:val="18"/>
+              </w:rPr>
+              <w:t xml:space="preserve">PP&amp;E </w:t>
+            </w:r>
+            <w:r>
+              <w:rPr>
+                <w:rFonts w:hint="eastAsia" w:ascii="Times New Roman" w:hAnsi="Times New Roman" w:eastAsia="游明朝"/>
+                <w:sz w:val="18"/>
+              </w:rPr>
+              <w:t xml:space="preserve">$24.7B、$5.5B在庫、compounders排除</w:t>
+            </w:r>
+          </w:p>
+        </w:tc>
+        <w:tc>
+          <w:tcPr/>
+          <w:p>
+            <w:pPr>
+              <w:pStyle w:val="Compact"/>
+            </w:pPr>
+            <w:r>
+              <w:rPr>
+                <w:rFonts w:hint="eastAsia" w:ascii="Times New Roman" w:hAnsi="Times New Roman" w:eastAsia="游明朝"/>
+                <w:sz w:val="18"/>
+              </w:rPr>
+              <w:t xml:space="preserve">NOVO対比比較不足、持続性分析不足</w:t>
+            </w:r>
+          </w:p>
+        </w:tc>
+      </w:tr>
+      <w:tr>
+        <w:tc>
+          <w:tcPr/>
+          <w:p>
+            <w:pPr>
+              <w:pStyle w:val="Compact"/>
+            </w:pPr>
+            <w:r>
+              <w:rPr>
+                <w:rFonts w:ascii="Times New Roman" w:hAnsi="Times New Roman" w:eastAsia="游明朝"/>
+                <w:sz w:val="18"/>
+              </w:rPr>
+              <w:t xml:space="preserve">5</w:t>
+            </w:r>
+          </w:p>
+        </w:tc>
+        <w:tc>
+          <w:tcPr/>
+          <w:p>
+            <w:pPr>
+              <w:pStyle w:val="Compact"/>
+            </w:pPr>
+            <w:r>
+              <w:rPr>
+                <w:rFonts w:hint="eastAsia" w:ascii="Times New Roman" w:hAnsi="Times New Roman" w:eastAsia="游明朝"/>
+                <w:sz w:val="18"/>
+              </w:rPr>
+              <w:t xml:space="preserve">Mounjaro市場ポジション粘着性</w:t>
+            </w:r>
+          </w:p>
+        </w:tc>
+        <w:tc>
+          <w:tcPr/>
+          <w:p>
+            <w:pPr>
+              <w:pStyle w:val="Compact"/>
+            </w:pPr>
+            <w:r>
+              <w:rPr>
+                <w:rFonts w:hint="eastAsia" w:ascii="Times New Roman" w:hAnsi="Times New Roman" w:eastAsia="游明朝"/>
+                <w:b/>
+                <w:bCs/>
+                <w:sz w:val="18"/>
+              </w:rPr>
+              <w:t xml:space="preserve">50%（まあ納得）</w:t>
+            </w:r>
+          </w:p>
+        </w:tc>
+        <w:tc>
+          <w:tcPr/>
+          <w:p>
+            <w:pPr>
+              <w:pStyle w:val="Compact"/>
+            </w:pPr>
+            <w:r>
+              <w:rPr>
+                <w:rFonts w:ascii="Times New Roman" w:hAnsi="Times New Roman" w:eastAsia="游明朝"/>
+                <w:sz w:val="18"/>
+              </w:rPr>
+              <w:t xml:space="preserve">70% </w:t>
+            </w:r>
+            <w:r>
+              <w:rPr>
+                <w:rFonts w:hint="eastAsia" w:ascii="Times New Roman" w:hAnsi="Times New Roman" w:eastAsia="游明朝"/>
+                <w:sz w:val="18"/>
+              </w:rPr>
+              <w:t xml:space="preserve">[T8修正:</w:t>
+            </w:r>
+            <w:r>
+              <w:rPr>
+                <w:rFonts w:ascii="Times New Roman" w:hAnsi="Times New Roman" w:eastAsia="游明朝"/>
+                <w:sz w:val="18"/>
+              </w:rPr>
+              <w:t xml:space="preserve"> </w:t>
+            </w:r>
+            <w:r>
+              <w:rPr>
+                <w:rFonts w:hint="eastAsia" w:ascii="Times New Roman" w:hAnsi="Times New Roman" w:eastAsia="游明朝"/>
+                <w:sz w:val="18"/>
+              </w:rPr>
+              <w:t xml:space="preserve">CVS事例条件付き]</w:t>
+            </w:r>
+          </w:p>
+        </w:tc>
+        <w:tc>
+          <w:tcPr/>
+          <w:p>
+            <w:pPr>
+              <w:pStyle w:val="Compact"/>
+            </w:pPr>
+            <w:r>
+              <w:rPr>
+                <w:rFonts w:hint="eastAsia" w:ascii="Times New Roman" w:hAnsi="Times New Roman" w:eastAsia="游明朝"/>
+                <w:sz w:val="18"/>
+              </w:rPr>
+              <w:t xml:space="preserve">慢性疾患継続服用、ブランド粘着性</w:t>
+            </w:r>
+          </w:p>
+        </w:tc>
+        <w:tc>
+          <w:tcPr/>
+          <w:p>
+            <w:pPr>
+              <w:pStyle w:val="Compact"/>
+            </w:pPr>
+            <w:r>
+              <w:rPr>
+                <w:rFonts w:hint="eastAsia" w:ascii="Times New Roman" w:hAnsi="Times New Roman" w:eastAsia="游明朝"/>
+                <w:sz w:val="18"/>
+              </w:rPr>
+              <w:t xml:space="preserve">PBMスイッチリスク（CVS事例）</w:t>
+            </w:r>
+          </w:p>
+        </w:tc>
+      </w:tr>
+      <w:tr>
+        <w:tc>
+          <w:tcPr/>
+          <w:p>
+            <w:pPr>
+              <w:pStyle w:val="Compact"/>
+            </w:pPr>
+            <w:r>
+              <w:rPr>
+                <w:rFonts w:ascii="Times New Roman" w:hAnsi="Times New Roman" w:eastAsia="游明朝"/>
+                <w:sz w:val="18"/>
+              </w:rPr>
+              <w:t xml:space="preserve">6</w:t>
+            </w:r>
+          </w:p>
+        </w:tc>
+        <w:tc>
+          <w:tcPr/>
+          <w:p>
+            <w:pPr>
+              <w:pStyle w:val="Compact"/>
+            </w:pPr>
+            <w:r>
+              <w:rPr>
+                <w:rFonts w:ascii="Times New Roman" w:hAnsi="Times New Roman" w:eastAsia="游明朝"/>
+                <w:sz w:val="18"/>
+              </w:rPr>
+              <w:t xml:space="preserve">グローバルネットワーク</w:t>
+            </w:r>
+          </w:p>
+        </w:tc>
+        <w:tc>
+          <w:tcPr/>
+          <w:p>
+            <w:pPr>
+              <w:pStyle w:val="Compact"/>
+            </w:pPr>
+            <w:r>
+              <w:rPr>
+                <w:rFonts w:hint="eastAsia" w:ascii="Times New Roman" w:hAnsi="Times New Roman" w:eastAsia="游明朝"/>
+                <w:b/>
+                <w:bCs/>
+                <w:sz w:val="18"/>
+              </w:rPr>
+              <w:t xml:space="preserve">30%（あまり納得しない）</w:t>
+            </w:r>
+          </w:p>
+        </w:tc>
+        <w:tc>
+          <w:tcPr/>
+          <w:p>
+            <w:pPr>
+              <w:pStyle w:val="Compact"/>
+            </w:pPr>
+            <w:r>
+              <w:rPr>
+                <w:rFonts w:ascii="Times New Roman" w:hAnsi="Times New Roman" w:eastAsia="游明朝"/>
+                <w:sz w:val="18"/>
+              </w:rPr>
+              <w:t xml:space="preserve">50% </w:t>
+            </w:r>
+            <w:r>
+              <w:rPr>
+                <w:rFonts w:hint="eastAsia" w:ascii="Times New Roman" w:hAnsi="Times New Roman" w:eastAsia="游明朝"/>
+                <w:sz w:val="18"/>
+              </w:rPr>
+              <w:t xml:space="preserve">[T8修正:</w:t>
+            </w:r>
+            <w:r>
+              <w:rPr>
+                <w:rFonts w:ascii="Times New Roman" w:hAnsi="Times New Roman" w:eastAsia="游明朝"/>
+                <w:sz w:val="18"/>
+              </w:rPr>
+              <w:t xml:space="preserve"> </w:t>
+            </w:r>
+            <w:r>
+              <w:rPr>
+                <w:rFonts w:hint="eastAsia" w:ascii="Times New Roman" w:hAnsi="Times New Roman" w:eastAsia="游明朝"/>
+                <w:sz w:val="18"/>
+              </w:rPr>
+              <w:t xml:space="preserve">掛け算方針で実質限定的]</w:t>
+            </w:r>
+          </w:p>
+        </w:tc>
+        <w:tc>
+          <w:tcPr/>
+          <w:p>
+            <w:pPr>
+              <w:pStyle w:val="Compact"/>
+            </w:pPr>
+            <w:r>
+              <w:rPr>
+                <w:rFonts w:hint="eastAsia" w:ascii="Times New Roman" w:hAnsi="Times New Roman" w:eastAsia="游明朝"/>
+                <w:sz w:val="18"/>
+              </w:rPr>
+              <w:t xml:space="preserve">医師・医療機関との広範な関係構築</w:t>
+            </w:r>
+          </w:p>
+        </w:tc>
+        <w:tc>
+          <w:tcPr/>
+          <w:p>
+            <w:pPr>
+              <w:pStyle w:val="Compact"/>
+            </w:pPr>
+            <w:r>
+              <w:rPr>
+                <w:rFonts w:hint="eastAsia" w:ascii="Times New Roman" w:hAnsi="Times New Roman" w:eastAsia="游明朝"/>
+                <w:sz w:val="18"/>
+              </w:rPr>
+              <w:t xml:space="preserve">大手間共通能力（ルール3/7</w:t>
+            </w:r>
+            <w:r>
+              <w:rPr>
+                <w:rFonts w:ascii="Times New Roman" w:hAnsi="Times New Roman" w:eastAsia="游明朝"/>
+                <w:sz w:val="18"/>
+              </w:rPr>
+              <w:t xml:space="preserve"> </w:t>
+            </w:r>
+            <w:r>
+              <w:rPr>
+                <w:rFonts w:hint="eastAsia" w:ascii="Times New Roman" w:hAnsi="Times New Roman" w:eastAsia="游明朝"/>
+                <w:sz w:val="18"/>
+              </w:rPr>
+              <w:t xml:space="preserve">FAIL）</w:t>
+            </w:r>
+          </w:p>
+        </w:tc>
+      </w:tr>
+    </w:tbl>
+    <w:p>
+      <w:pPr>
+        <w:pStyle w:val="BodyText"/>
+      </w:pPr>
+      <w:r>
+        <w:rPr>
+          <w:rFonts w:hint="eastAsia"/>
+          <w:b/>
+          <w:bCs/>
+        </w:rPr>
+        <w:t xml:space="preserve">平均CA確信度</w:t>
+      </w:r>
+      <w:r>
+        <w:t xml:space="preserve">: 53% |</w:t>
+      </w:r>
+      <w:r>
+        <w:t xml:space="preserve"> </w:t>
+      </w:r>
+      <w:r>
+        <w:rPr>
+          <w:rFonts w:hint="eastAsia"/>
+          <w:b/>
+          <w:bCs/>
+        </w:rPr>
+        <w:t xml:space="preserve">平均CAGR確信度</w:t>
+      </w:r>
+      <w:r>
+        <w:t xml:space="preserve">: 60%</w:t>
       </w:r>
     </w:p>
     <w:p>
@@ -592,111 +1508,20 @@
         </w:pict>
       </w:r>
     </w:p>
-    <w:bookmarkStart w:id="10" w:name="複数超大型市場ポートフォリオ"/>
-    <w:p>
-      <w:pPr>
-        <w:pStyle w:val="Heading4"/>
-      </w:pPr>
-      <w:r>
-        <w:t xml:space="preserve">#1 </w:t>
-      </w:r>
-      <w:r>
-        <w:rPr>
-          <w:rFonts w:hint="eastAsia"/>
-        </w:rPr>
-        <w:t xml:space="preserve">複数超大型市場ポートフォリオ</w:t>
-      </w:r>
-    </w:p>
-    <w:p>
-      <w:pPr>
-        <w:pStyle w:val="FirstParagraph"/>
-      </w:pPr>
-      <w:r>
-        <w:rPr>
-          <w:rFonts w:hint="eastAsia"/>
-          <w:b/>
-          <w:bCs/>
-        </w:rPr>
-        <w:t xml:space="preserve">AI評価</w:t>
-      </w:r>
-      <w:r>
-        <w:t xml:space="preserve">:</w:t>
-      </w:r>
-      <w:r>
-        <w:t xml:space="preserve"> </w:t>
-      </w:r>
-      <w:r>
-        <w:rPr>
-          <w:rFonts w:hint="eastAsia"/>
-          <w:b/>
-          <w:bCs/>
-        </w:rPr>
-        <w:t xml:space="preserve">50%（まあ納得）</w:t>
-      </w:r>
-    </w:p>
-    <w:p>
-      <w:pPr>
-        <w:pStyle w:val="BodyText"/>
-      </w:pPr>
-      <w:r>
-        <w:rPr>
-          <w:rFonts w:hint="eastAsia"/>
-          <w:b/>
-          <w:bCs/>
-        </w:rPr>
-        <w:t xml:space="preserve">アナリスト評価（CA）</w:t>
-      </w:r>
-      <w:r>
-        <w:t xml:space="preserve">: ___</w:t>
-      </w:r>
-    </w:p>
-    <w:p>
-      <w:pPr>
-        <w:pStyle w:val="BodyText"/>
-      </w:pPr>
-      <w:r>
-        <w:rPr>
-          <w:rFonts w:hint="eastAsia"/>
-          <w:b/>
-          <w:bCs/>
-        </w:rPr>
-        <w:t xml:space="preserve">アナリスト評価（CAGR）</w:t>
-      </w:r>
-      <w:r>
-        <w:t xml:space="preserve">: ___</w:t>
-      </w:r>
-    </w:p>
-    <w:p>
-      <w:pPr>
-        <w:pStyle w:val="BodyText"/>
-      </w:pPr>
-      <w:r>
-        <w:rPr>
-          <w:b/>
-          <w:bCs/>
-        </w:rPr>
-        <w:t xml:space="preserve">コメント</w:t>
-      </w:r>
-      <w:r>
-        <w:t xml:space="preserve">:</w:t>
-      </w:r>
-      <w:r>
-        <w:t xml:space="preserve"> </w:t>
-      </w:r>
-      <w:r>
-        <w:rPr>
-          <w:rFonts w:hint="eastAsia"/>
-        </w:rPr>
-        <w:t xml:space="preserve">メガファーマ共通能力（ルール7</w:t>
-      </w:r>
-      <w:r>
-        <w:t xml:space="preserve"> </w:t>
-      </w:r>
-      <w:r>
-        <w:rPr>
-          <w:rFonts w:hint="eastAsia"/>
-        </w:rPr>
-        <w:t xml:space="preserve">FAIL）</w:t>
+    <w:bookmarkEnd w:id="10"/>
+    <w:bookmarkStart w:id="23" w:name="主張別詳細評価"/>
+    <w:p>
+      <w:pPr>
+        <w:pStyle w:val="Heading2"/>
+      </w:pPr>
+      <w:r>
+        <w:t xml:space="preserve">3. </w:t>
+      </w:r>
+      <w:r>
+        <w:rPr>
+          <w:rFonts w:hint="eastAsia"/>
+        </w:rPr>
+        <w:t xml:space="preserve">主張別詳細評価</w:t>
       </w:r>
     </w:p>
     <w:p>
@@ -706,605 +1531,7 @@
         </w:pict>
       </w:r>
     </w:p>
-    <w:bookmarkEnd w:id="10"/>
-    <w:bookmarkStart w:id="11" w:name="低分子型経口glp-1の技術的差別化"/>
-    <w:p>
-      <w:pPr>
-        <w:pStyle w:val="Heading4"/>
-      </w:pPr>
-      <w:r>
-        <w:t xml:space="preserve">#2 </w:t>
-      </w:r>
-      <w:r>
-        <w:rPr>
-          <w:rFonts w:hint="eastAsia"/>
-        </w:rPr>
-        <w:t xml:space="preserve">低分子型経口GLP-1の技術的差別化</w:t>
-      </w:r>
-    </w:p>
-    <w:p>
-      <w:pPr>
-        <w:pStyle w:val="FirstParagraph"/>
-      </w:pPr>
-      <w:r>
-        <w:rPr>
-          <w:rFonts w:hint="eastAsia"/>
-          <w:b/>
-          <w:bCs/>
-        </w:rPr>
-        <w:t xml:space="preserve">AI評価</w:t>
-      </w:r>
-      <w:r>
-        <w:t xml:space="preserve">:</w:t>
-      </w:r>
-      <w:r>
-        <w:t xml:space="preserve"> </w:t>
-      </w:r>
-      <w:r>
-        <w:rPr>
-          <w:rFonts w:hint="eastAsia"/>
-          <w:b/>
-          <w:bCs/>
-        </w:rPr>
-        <w:t xml:space="preserve">70%（おおむね納得）</w:t>
-      </w:r>
-    </w:p>
-    <w:p>
-      <w:pPr>
-        <w:pStyle w:val="BodyText"/>
-      </w:pPr>
-      <w:r>
-        <w:rPr>
-          <w:rFonts w:hint="eastAsia"/>
-          <w:b/>
-          <w:bCs/>
-        </w:rPr>
-        <w:t xml:space="preserve">アナリスト評価（CA）</w:t>
-      </w:r>
-      <w:r>
-        <w:t xml:space="preserve">: ___</w:t>
-      </w:r>
-    </w:p>
-    <w:p>
-      <w:pPr>
-        <w:pStyle w:val="BodyText"/>
-      </w:pPr>
-      <w:r>
-        <w:rPr>
-          <w:rFonts w:hint="eastAsia"/>
-          <w:b/>
-          <w:bCs/>
-        </w:rPr>
-        <w:t xml:space="preserve">アナリスト評価（CAGR）</w:t>
-      </w:r>
-      <w:r>
-        <w:t xml:space="preserve">: ___</w:t>
-      </w:r>
-    </w:p>
-    <w:p>
-      <w:pPr>
-        <w:pStyle w:val="BodyText"/>
-      </w:pPr>
-      <w:r>
-        <w:rPr>
-          <w:b/>
-          <w:bCs/>
-        </w:rPr>
-        <w:t xml:space="preserve">コメント</w:t>
-      </w:r>
-      <w:r>
-        <w:t xml:space="preserve">:</w:t>
-      </w:r>
-      <w:r>
-        <w:t xml:space="preserve"> </w:t>
-      </w:r>
-      <w:r>
-        <w:rPr>
-          <w:rFonts w:hint="eastAsia"/>
-        </w:rPr>
-        <w:t xml:space="preserve">根源要因言及不足が70%の上限条件</w:t>
-      </w:r>
-    </w:p>
-    <w:p>
-      <w:r>
-        <w:pict>
-          <v:rect style="width:0;height:1.5pt" o:hralign="center" o:hrstd="t" o:hr="t"/>
-        </w:pict>
-      </w:r>
-    </w:p>
-    <w:bookmarkEnd w:id="11"/>
-    <w:bookmarkStart w:id="12" w:name="アルツハイマー臨床開発ノウハウ"/>
-    <w:p>
-      <w:pPr>
-        <w:pStyle w:val="Heading4"/>
-      </w:pPr>
-      <w:r>
-        <w:t xml:space="preserve">#3 </w:t>
-      </w:r>
-      <w:r>
-        <w:rPr>
-          <w:rFonts w:hint="eastAsia"/>
-        </w:rPr>
-        <w:t xml:space="preserve">アルツハイマー臨床開発ノウハウ</w:t>
-      </w:r>
-    </w:p>
-    <w:p>
-      <w:pPr>
-        <w:pStyle w:val="FirstParagraph"/>
-      </w:pPr>
-      <w:r>
-        <w:rPr>
-          <w:rFonts w:hint="eastAsia"/>
-          <w:b/>
-          <w:bCs/>
-        </w:rPr>
-        <w:t xml:space="preserve">AI評価</w:t>
-      </w:r>
-      <w:r>
-        <w:t xml:space="preserve">:</w:t>
-      </w:r>
-      <w:r>
-        <w:t xml:space="preserve"> </w:t>
-      </w:r>
-      <w:r>
-        <w:rPr>
-          <w:rFonts w:hint="eastAsia"/>
-          <w:b/>
-          <w:bCs/>
-        </w:rPr>
-        <w:t xml:space="preserve">50%（まあ納得）</w:t>
-      </w:r>
-    </w:p>
-    <w:p>
-      <w:pPr>
-        <w:pStyle w:val="BodyText"/>
-      </w:pPr>
-      <w:r>
-        <w:rPr>
-          <w:rFonts w:hint="eastAsia"/>
-          <w:b/>
-          <w:bCs/>
-        </w:rPr>
-        <w:t xml:space="preserve">アナリスト評価（CA）</w:t>
-      </w:r>
-      <w:r>
-        <w:t xml:space="preserve">: ___</w:t>
-      </w:r>
-    </w:p>
-    <w:p>
-      <w:pPr>
-        <w:pStyle w:val="BodyText"/>
-      </w:pPr>
-      <w:r>
-        <w:rPr>
-          <w:rFonts w:hint="eastAsia"/>
-          <w:b/>
-          <w:bCs/>
-        </w:rPr>
-        <w:t xml:space="preserve">アナリスト評価（CAGR）</w:t>
-      </w:r>
-      <w:r>
-        <w:t xml:space="preserve">: ___</w:t>
-      </w:r>
-    </w:p>
-    <w:p>
-      <w:pPr>
-        <w:pStyle w:val="BodyText"/>
-      </w:pPr>
-      <w:r>
-        <w:rPr>
-          <w:b/>
-          <w:bCs/>
-        </w:rPr>
-        <w:t xml:space="preserve">コメント</w:t>
-      </w:r>
-      <w:r>
-        <w:t xml:space="preserve">:</w:t>
-      </w:r>
-      <w:r>
-        <w:t xml:space="preserve"> </w:t>
-      </w:r>
-      <w:r>
-        <w:rPr>
-          <w:rFonts w:hint="eastAsia"/>
-        </w:rPr>
-        <w:t xml:space="preserve">高リスク、CAGR接続間接的、複数メカニズムの限界</w:t>
-      </w:r>
-    </w:p>
-    <w:p>
-      <w:r>
-        <w:pict>
-          <v:rect style="width:0;height:1.5pt" o:hralign="center" o:hrstd="t" o:hr="t"/>
-        </w:pict>
-      </w:r>
-    </w:p>
-    <w:bookmarkEnd w:id="12"/>
-    <w:bookmarkStart w:id="13" w:name="glp-1供給能力の参入障壁"/>
-    <w:p>
-      <w:pPr>
-        <w:pStyle w:val="Heading4"/>
-      </w:pPr>
-      <w:r>
-        <w:t xml:space="preserve">#4 </w:t>
-      </w:r>
-      <w:r>
-        <w:rPr>
-          <w:rFonts w:hint="eastAsia"/>
-        </w:rPr>
-        <w:t xml:space="preserve">GLP-1供給能力の参入障壁</w:t>
-      </w:r>
-    </w:p>
-    <w:p>
-      <w:pPr>
-        <w:pStyle w:val="FirstParagraph"/>
-      </w:pPr>
-      <w:r>
-        <w:rPr>
-          <w:rFonts w:hint="eastAsia"/>
-          <w:b/>
-          <w:bCs/>
-        </w:rPr>
-        <w:t xml:space="preserve">AI評価</w:t>
-      </w:r>
-      <w:r>
-        <w:t xml:space="preserve">:</w:t>
-      </w:r>
-      <w:r>
-        <w:t xml:space="preserve"> </w:t>
-      </w:r>
-      <w:r>
-        <w:rPr>
-          <w:rFonts w:hint="eastAsia"/>
-          <w:b/>
-          <w:bCs/>
-        </w:rPr>
-        <w:t xml:space="preserve">70%（おおむね納得）</w:t>
-      </w:r>
-    </w:p>
-    <w:p>
-      <w:pPr>
-        <w:pStyle w:val="BodyText"/>
-      </w:pPr>
-      <w:r>
-        <w:rPr>
-          <w:rFonts w:hint="eastAsia"/>
-          <w:b/>
-          <w:bCs/>
-        </w:rPr>
-        <w:t xml:space="preserve">アナリスト評価（CA）</w:t>
-      </w:r>
-      <w:r>
-        <w:t xml:space="preserve">: ___</w:t>
-      </w:r>
-    </w:p>
-    <w:p>
-      <w:pPr>
-        <w:pStyle w:val="BodyText"/>
-      </w:pPr>
-      <w:r>
-        <w:rPr>
-          <w:rFonts w:hint="eastAsia"/>
-          <w:b/>
-          <w:bCs/>
-        </w:rPr>
-        <w:t xml:space="preserve">アナリスト評価（CAGR）</w:t>
-      </w:r>
-      <w:r>
-        <w:t xml:space="preserve">: ___</w:t>
-      </w:r>
-    </w:p>
-    <w:p>
-      <w:pPr>
-        <w:pStyle w:val="BodyText"/>
-      </w:pPr>
-      <w:r>
-        <w:rPr>
-          <w:b/>
-          <w:bCs/>
-        </w:rPr>
-        <w:t xml:space="preserve">コメント</w:t>
-      </w:r>
-      <w:r>
-        <w:t xml:space="preserve">:</w:t>
-      </w:r>
-      <w:r>
-        <w:t xml:space="preserve"> </w:t>
-      </w:r>
-      <w:r>
-        <w:rPr>
-          <w:rFonts w:hint="eastAsia"/>
-        </w:rPr>
-        <w:t xml:space="preserve">NOVO対比比較不足、持続性分析不足</w:t>
-      </w:r>
-    </w:p>
-    <w:p>
-      <w:r>
-        <w:pict>
-          <v:rect style="width:0;height:1.5pt" o:hralign="center" o:hrstd="t" o:hr="t"/>
-        </w:pict>
-      </w:r>
-    </w:p>
-    <w:bookmarkEnd w:id="13"/>
-    <w:bookmarkStart w:id="14" w:name="mounjaro市場ポジションと粘着性"/>
-    <w:p>
-      <w:pPr>
-        <w:pStyle w:val="Heading4"/>
-      </w:pPr>
-      <w:r>
-        <w:t xml:space="preserve">#5 </w:t>
-      </w:r>
-      <w:r>
-        <w:rPr>
-          <w:rFonts w:hint="eastAsia"/>
-        </w:rPr>
-        <w:t xml:space="preserve">Mounjaro市場ポジションと粘着性</w:t>
-      </w:r>
-    </w:p>
-    <w:p>
-      <w:pPr>
-        <w:pStyle w:val="FirstParagraph"/>
-      </w:pPr>
-      <w:r>
-        <w:rPr>
-          <w:rFonts w:hint="eastAsia"/>
-          <w:b/>
-          <w:bCs/>
-        </w:rPr>
-        <w:t xml:space="preserve">AI評価</w:t>
-      </w:r>
-      <w:r>
-        <w:t xml:space="preserve">:</w:t>
-      </w:r>
-      <w:r>
-        <w:t xml:space="preserve"> </w:t>
-      </w:r>
-      <w:r>
-        <w:rPr>
-          <w:rFonts w:hint="eastAsia"/>
-          <w:b/>
-          <w:bCs/>
-        </w:rPr>
-        <w:t xml:space="preserve">50%（まあ納得）</w:t>
-      </w:r>
-    </w:p>
-    <w:p>
-      <w:pPr>
-        <w:pStyle w:val="BodyText"/>
-      </w:pPr>
-      <w:r>
-        <w:rPr>
-          <w:rFonts w:hint="eastAsia"/>
-          <w:b/>
-          <w:bCs/>
-        </w:rPr>
-        <w:t xml:space="preserve">アナリスト評価（CA）</w:t>
-      </w:r>
-      <w:r>
-        <w:t xml:space="preserve">: ___</w:t>
-      </w:r>
-    </w:p>
-    <w:p>
-      <w:pPr>
-        <w:pStyle w:val="BodyText"/>
-      </w:pPr>
-      <w:r>
-        <w:rPr>
-          <w:rFonts w:hint="eastAsia"/>
-          <w:b/>
-          <w:bCs/>
-        </w:rPr>
-        <w:t xml:space="preserve">アナリスト評価（CAGR）</w:t>
-      </w:r>
-      <w:r>
-        <w:t xml:space="preserve">: ___</w:t>
-      </w:r>
-    </w:p>
-    <w:p>
-      <w:pPr>
-        <w:pStyle w:val="BodyText"/>
-      </w:pPr>
-      <w:r>
-        <w:rPr>
-          <w:b/>
-          <w:bCs/>
-        </w:rPr>
-        <w:t xml:space="preserve">コメント</w:t>
-      </w:r>
-      <w:r>
-        <w:t xml:space="preserve">:</w:t>
-      </w:r>
-      <w:r>
-        <w:t xml:space="preserve"> </w:t>
-      </w:r>
-      <w:r>
-        <w:rPr>
-          <w:rFonts w:hint="eastAsia"/>
-        </w:rPr>
-        <w:t xml:space="preserve">PBMスイッチリスク（CVS事例）</w:t>
-      </w:r>
-    </w:p>
-    <w:p>
-      <w:r>
-        <w:pict>
-          <v:rect style="width:0;height:1.5pt" o:hralign="center" o:hrstd="t" o:hr="t"/>
-        </w:pict>
-      </w:r>
-    </w:p>
-    <w:bookmarkEnd w:id="14"/>
-    <w:bookmarkStart w:id="15" w:name="グローバル医療機関ネットワーク"/>
-    <w:p>
-      <w:pPr>
-        <w:pStyle w:val="Heading4"/>
-      </w:pPr>
-      <w:r>
-        <w:t xml:space="preserve">#6 </w:t>
-      </w:r>
-      <w:r>
-        <w:rPr>
-          <w:rFonts w:hint="eastAsia"/>
-        </w:rPr>
-        <w:t xml:space="preserve">グローバル医療機関ネットワーク</w:t>
-      </w:r>
-    </w:p>
-    <w:p>
-      <w:pPr>
-        <w:pStyle w:val="FirstParagraph"/>
-      </w:pPr>
-      <w:r>
-        <w:rPr>
-          <w:rFonts w:hint="eastAsia"/>
-          <w:b/>
-          <w:bCs/>
-        </w:rPr>
-        <w:t xml:space="preserve">AI評価</w:t>
-      </w:r>
-      <w:r>
-        <w:t xml:space="preserve">:</w:t>
-      </w:r>
-      <w:r>
-        <w:t xml:space="preserve"> </w:t>
-      </w:r>
-      <w:r>
-        <w:rPr>
-          <w:rFonts w:hint="eastAsia"/>
-          <w:b/>
-          <w:bCs/>
-        </w:rPr>
-        <w:t xml:space="preserve">30%（あまり納得しない）</w:t>
-      </w:r>
-    </w:p>
-    <w:p>
-      <w:pPr>
-        <w:pStyle w:val="BodyText"/>
-      </w:pPr>
-      <w:r>
-        <w:rPr>
-          <w:rFonts w:hint="eastAsia"/>
-          <w:b/>
-          <w:bCs/>
-        </w:rPr>
-        <w:t xml:space="preserve">アナリスト評価（CA）</w:t>
-      </w:r>
-      <w:r>
-        <w:t xml:space="preserve">: ___</w:t>
-      </w:r>
-    </w:p>
-    <w:p>
-      <w:pPr>
-        <w:pStyle w:val="BodyText"/>
-      </w:pPr>
-      <w:r>
-        <w:rPr>
-          <w:rFonts w:hint="eastAsia"/>
-          <w:b/>
-          <w:bCs/>
-        </w:rPr>
-        <w:t xml:space="preserve">アナリスト評価（CAGR）</w:t>
-      </w:r>
-      <w:r>
-        <w:t xml:space="preserve">: ___</w:t>
-      </w:r>
-    </w:p>
-    <w:p>
-      <w:pPr>
-        <w:pStyle w:val="BodyText"/>
-      </w:pPr>
-      <w:r>
-        <w:rPr>
-          <w:b/>
-          <w:bCs/>
-        </w:rPr>
-        <w:t xml:space="preserve">コメント</w:t>
-      </w:r>
-      <w:r>
-        <w:t xml:space="preserve">:</w:t>
-      </w:r>
-      <w:r>
-        <w:t xml:space="preserve"> </w:t>
-      </w:r>
-      <w:r>
-        <w:rPr>
-          <w:rFonts w:hint="eastAsia"/>
-        </w:rPr>
-        <w:t xml:space="preserve">大手間共通能力（ルール3/7</w:t>
-      </w:r>
-      <w:r>
-        <w:t xml:space="preserve"> </w:t>
-      </w:r>
-      <w:r>
-        <w:rPr>
-          <w:rFonts w:hint="eastAsia"/>
-        </w:rPr>
-        <w:t xml:space="preserve">FAIL）</w:t>
-      </w:r>
-    </w:p>
-    <w:p>
-      <w:pPr>
-        <w:pStyle w:val="BodyText"/>
-      </w:pPr>
-      <w:r>
-        <w:rPr>
-          <w:rFonts w:hint="eastAsia"/>
-          <w:b/>
-          <w:bCs/>
-        </w:rPr>
-        <w:t xml:space="preserve">平均CA確信度:</w:t>
-      </w:r>
-      <w:r>
-        <w:rPr>
-          <w:b/>
-          <w:bCs/>
-        </w:rPr>
-        <w:t xml:space="preserve"> 53% | </w:t>
-      </w:r>
-      <w:r>
-        <w:rPr>
-          <w:rFonts w:hint="eastAsia"/>
-          <w:b/>
-          <w:bCs/>
-        </w:rPr>
-        <w:t xml:space="preserve">平均CAGR確信度:</w:t>
-      </w:r>
-      <w:r>
-        <w:rPr>
-          <w:b/>
-          <w:bCs/>
-        </w:rPr>
-        <w:t xml:space="preserve"> 60%</w:t>
-      </w:r>
-    </w:p>
-    <w:p>
-      <w:r>
-        <w:pict>
-          <v:rect style="width:0;height:1.5pt" o:hralign="center" o:hrstd="t" o:hr="t"/>
-        </w:pict>
-      </w:r>
-    </w:p>
-    <w:bookmarkEnd w:id="15"/>
-    <w:bookmarkEnd w:id="16"/>
-    <w:bookmarkStart w:id="29" w:name="主張別詳細評価"/>
-    <w:p>
-      <w:pPr>
-        <w:pStyle w:val="Heading2"/>
-      </w:pPr>
-      <w:r>
-        <w:t xml:space="preserve">3. </w:t>
-      </w:r>
-      <w:r>
-        <w:rPr>
-          <w:rFonts w:hint="eastAsia"/>
-        </w:rPr>
-        <w:t xml:space="preserve">主張別詳細評価</w:t>
-      </w:r>
-    </w:p>
-    <w:p>
-      <w:r>
-        <w:pict>
-          <v:rect style="width:0;height:1.5pt" o:hralign="center" o:hrstd="t" o:hr="t"/>
-        </w:pict>
-      </w:r>
-    </w:p>
-    <w:bookmarkStart w:id="18" w:name="主張-1-複数の超大型市場への同時ポートフォリオ戦略"/>
+    <w:bookmarkStart w:id="12" w:name="主張-1-複数の超大型市場への同時ポートフォリオ戦略"/>
     <w:p>
       <w:pPr>
         <w:pStyle w:val="Heading3"/>
@@ -1325,7 +1552,7 @@
         <w:t xml:space="preserve">複数の超大型市場への同時ポートフォリオ戦略</w:t>
       </w:r>
     </w:p>
-    <w:bookmarkStart w:id="17" w:name="ai評価-まあ納得50-t8修正-cagr内訳の分離明示"/>
+    <w:bookmarkStart w:id="11" w:name="ai評価-まあ納得50-t8修正-cagr内訳の分離明示"/>
     <w:p>
       <w:pPr>
         <w:pStyle w:val="Heading4"/>
@@ -2367,9 +2594,9 @@
         </w:pict>
       </w:r>
     </w:p>
-    <w:bookmarkEnd w:id="17"/>
-    <w:bookmarkEnd w:id="18"/>
-    <w:bookmarkStart w:id="20" w:name="主張-2-低分子型経口glp-1作動薬における技術的差別化"/>
+    <w:bookmarkEnd w:id="11"/>
+    <w:bookmarkEnd w:id="12"/>
+    <w:bookmarkStart w:id="14" w:name="主張-2-低分子型経口glp-1作動薬における技術的差別化"/>
     <w:p>
       <w:pPr>
         <w:pStyle w:val="Heading3"/>
@@ -2390,7 +2617,7 @@
         <w:t xml:space="preserve">低分子型経口GLP-1作動薬における技術的差別化</w:t>
       </w:r>
     </w:p>
-    <w:bookmarkStart w:id="19" w:name="X13be9e7ede348e3542218ec903449b2ea84d014"/>
+    <w:bookmarkStart w:id="13" w:name="X13be9e7ede348e3542218ec903449b2ea84d014"/>
     <w:p>
       <w:pPr>
         <w:pStyle w:val="Heading4"/>
@@ -3414,9 +3641,9 @@
         </w:pict>
       </w:r>
     </w:p>
-    <w:bookmarkEnd w:id="19"/>
-    <w:bookmarkEnd w:id="20"/>
-    <w:bookmarkStart w:id="22" w:name="主張-3-アルツハイマー領域における長期的臨床開発ノウハウ"/>
+    <w:bookmarkEnd w:id="13"/>
+    <w:bookmarkEnd w:id="14"/>
+    <w:bookmarkStart w:id="16" w:name="主張-3-アルツハイマー領域における長期的臨床開発ノウハウ"/>
     <w:p>
       <w:pPr>
         <w:pStyle w:val="Heading3"/>
@@ -3437,7 +3664,7 @@
         <w:t xml:space="preserve">アルツハイマー領域における長期的臨床開発ノウハウ</w:t>
       </w:r>
     </w:p>
-    <w:bookmarkStart w:id="21" w:name="ai評価-まあ納得50-t8修正-kb3-lly3の30批判を明示追記"/>
+    <w:bookmarkStart w:id="15" w:name="ai評価-まあ納得50-t8修正-kb3-lly3の30批判を明示追記"/>
     <w:p>
       <w:pPr>
         <w:pStyle w:val="Heading4"/>
@@ -4483,9 +4710,9 @@
         </w:pict>
       </w:r>
     </w:p>
-    <w:bookmarkEnd w:id="21"/>
-    <w:bookmarkEnd w:id="22"/>
-    <w:bookmarkStart w:id="24" w:name="主張-4-glp-1デュオポリーにおける供給能力の参入障壁"/>
+    <w:bookmarkEnd w:id="15"/>
+    <w:bookmarkEnd w:id="16"/>
+    <w:bookmarkStart w:id="18" w:name="主張-4-glp-1デュオポリーにおける供給能力の参入障壁"/>
     <w:p>
       <w:pPr>
         <w:pStyle w:val="Heading3"/>
@@ -4506,7 +4733,7 @@
         <w:t xml:space="preserve">GLP-1デュオポリーにおける供給能力の参入障壁</w:t>
       </w:r>
     </w:p>
-    <w:bookmarkStart w:id="23" w:name="X446b755c1b88888ccf5ee7b8ca0475fc01508ff"/>
+    <w:bookmarkStart w:id="17" w:name="X446b755c1b88888ccf5ee7b8ca0475fc01508ff"/>
     <w:p>
       <w:pPr>
         <w:pStyle w:val="Heading4"/>
@@ -5641,9 +5868,9 @@
         </w:pict>
       </w:r>
     </w:p>
-    <w:bookmarkEnd w:id="23"/>
-    <w:bookmarkEnd w:id="24"/>
-    <w:bookmarkStart w:id="26" w:name="主張-5-既承認glp-1製品mounjaroによる市場ポジション確立と粘着性"/>
+    <w:bookmarkEnd w:id="17"/>
+    <w:bookmarkEnd w:id="18"/>
+    <w:bookmarkStart w:id="20" w:name="主張-5-既承認glp-1製品mounjaroによる市場ポジション確立と粘着性"/>
     <w:p>
       <w:pPr>
         <w:pStyle w:val="Heading3"/>
@@ -5664,7 +5891,7 @@
         <w:t xml:space="preserve">既承認GLP-1製品(Mounjaro)による市場ポジション確立と粘着性</w:t>
       </w:r>
     </w:p>
-    <w:bookmarkStart w:id="25" w:name="ai評価-まあ納得50-t8修正-cvs事例によるリスクの条件付きアノテーション"/>
+    <w:bookmarkStart w:id="19" w:name="ai評価-まあ納得50-t8修正-cvs事例によるリスクの条件付きアノテーション"/>
     <w:p>
       <w:pPr>
         <w:pStyle w:val="Heading4"/>
@@ -6733,9 +6960,9 @@
         </w:pict>
       </w:r>
     </w:p>
-    <w:bookmarkEnd w:id="25"/>
-    <w:bookmarkEnd w:id="26"/>
-    <w:bookmarkStart w:id="28" w:name="主張-6-グローバル医療機関ネットワークと医学情報提供体制"/>
+    <w:bookmarkEnd w:id="19"/>
+    <w:bookmarkEnd w:id="20"/>
+    <w:bookmarkStart w:id="22" w:name="主張-6-グローバル医療機関ネットワークと医学情報提供体制"/>
     <w:p>
       <w:pPr>
         <w:pStyle w:val="Heading3"/>
@@ -6756,7 +6983,7 @@
         <w:t xml:space="preserve">グローバル医療機関ネットワークと医学情報提供体制</w:t>
       </w:r>
     </w:p>
-    <w:bookmarkStart w:id="27" w:name="ai評価-あまり納得しない30-t8修正-掛け算方針との整合性注記"/>
+    <w:bookmarkStart w:id="21" w:name="ai評価-あまり納得しない30-t8修正-掛け算方針との整合性注記"/>
     <w:p>
       <w:pPr>
         <w:pStyle w:val="Heading4"/>
@@ -7794,10 +8021,10 @@
         </w:pict>
       </w:r>
     </w:p>
-    <w:bookmarkEnd w:id="27"/>
-    <w:bookmarkEnd w:id="28"/>
-    <w:bookmarkEnd w:id="29"/>
-    <w:bookmarkStart w:id="35" w:name="総合評価"/>
+    <w:bookmarkEnd w:id="21"/>
+    <w:bookmarkEnd w:id="22"/>
+    <w:bookmarkEnd w:id="23"/>
+    <w:bookmarkStart w:id="29" w:name="総合評価"/>
     <w:p>
       <w:pPr>
         <w:pStyle w:val="Heading2"/>
@@ -7812,7 +8039,7 @@
         <w:t xml:space="preserve">総合評価</w:t>
       </w:r>
     </w:p>
-    <w:bookmarkStart w:id="30" w:name="競争優位性の構造"/>
+    <w:bookmarkStart w:id="24" w:name="競争優位性の構造"/>
     <w:p>
       <w:pPr>
         <w:pStyle w:val="Heading3"/>
@@ -7826,144 +8053,431 @@
     </w:p>
     <w:p>
       <w:pPr>
-        <w:pStyle w:val="FirstParagraph"/>
-      </w:pPr>
-      <w:r>
-        <w:rPr>
-          <w:rFonts w:hint="eastAsia"/>
-          <w:b/>
-          <w:bCs/>
-        </w:rPr>
-        <w:t xml:space="preserve">核心的優位性（70%）</w:t>
-      </w:r>
-      <w:r>
-        <w:t xml:space="preserve">: </w:t>
-      </w:r>
-      <w:r>
-        <w:rPr>
-          <w:rFonts w:hint="eastAsia"/>
-        </w:rPr>
-        <w:t xml:space="preserve">主張#2「低分子経口GLP-1技術的差別化」と主張#4「GLP-1供給能力参入障壁」は相互に補完する関係にある。#2は技術力を基盤とし（T8修正:</w:t>
-      </w:r>
-      <w:r>
+        <w:pStyle w:val="SourceCode"/>
+      </w:pPr>
+      <w:r>
+        <w:rPr>
+          <w:rStyle w:val="VerbatimChar"/>
+          <w:rFonts w:hint="eastAsia"/>
+        </w:rPr>
+        <w:t xml:space="preserve">【核心的優位性（70%）】</w:t>
+      </w:r>
+      <w:r>
+        <w:br/>
+      </w:r>
+      <w:r>
+        <w:rPr>
+          <w:rStyle w:val="VerbatimChar"/>
+        </w:rPr>
+        <w:t xml:space="preserve">  #2 </w:t>
+      </w:r>
+      <w:r>
+        <w:rPr>
+          <w:rStyle w:val="VerbatimChar"/>
+          <w:rFonts w:hint="eastAsia"/>
+        </w:rPr>
+        <w:t xml:space="preserve">低分子経口GLP-1技術的差別化</w:t>
+      </w:r>
+      <w:r>
+        <w:rPr>
+          <w:rStyle w:val="VerbatimChar"/>
+        </w:rPr>
+        <w:t xml:space="preserve"> ←→ #4 </w:t>
+      </w:r>
+      <w:r>
+        <w:rPr>
+          <w:rStyle w:val="VerbatimChar"/>
+          <w:rFonts w:hint="eastAsia"/>
+        </w:rPr>
+        <w:t xml:space="preserve">GLP-1供給能力参入障壁</w:t>
+      </w:r>
+      <w:r>
+        <w:br/>
+      </w:r>
+      <w:r>
+        <w:rPr>
+          <w:rStyle w:val="VerbatimChar"/>
+        </w:rPr>
+        <w:t xml:space="preserve">          ↑ </w:t>
+      </w:r>
+      <w:r>
+        <w:rPr>
+          <w:rStyle w:val="VerbatimChar"/>
+          <w:rFonts w:hint="eastAsia"/>
+        </w:rPr>
+        <w:t xml:space="preserve">技術力（根源要因不足が</w:t>
+      </w:r>
+      <w:r>
+        <w:rPr>
+          <w:rStyle w:val="VerbatimChar"/>
+        </w:rPr>
+        <w:t xml:space="preserve">     ↑ </w:t>
+      </w:r>
+      <w:r>
+        <w:rPr>
+          <w:rStyle w:val="VerbatimChar"/>
+          <w:rFonts w:hint="eastAsia"/>
+        </w:rPr>
+        <w:t xml:space="preserve">設備投資（PP&amp;E</w:t>
+      </w:r>
+      <w:r>
+        <w:rPr>
+          <w:rStyle w:val="VerbatimChar"/>
+        </w:rPr>
         <w:t xml:space="preserve"> </w:t>
       </w:r>
       <w:r>
         <w:rPr>
-          <w:rFonts w:hint="eastAsia"/>
-        </w:rPr>
-        <w:t xml:space="preserve">根源要因不足が70%の上限条件）、#4は設備投資（PP&amp;E</w:t>
-      </w:r>
-      <w:r>
+          <w:rStyle w:val="VerbatimChar"/>
+          <w:rFonts w:hint="eastAsia"/>
+        </w:rPr>
+        <w:t xml:space="preserve">$24.7B）</w:t>
+      </w:r>
+      <w:r>
+        <w:br/>
+      </w:r>
+      <w:r>
+        <w:rPr>
+          <w:rStyle w:val="VerbatimChar"/>
+        </w:rPr>
+        <w:t xml:space="preserve">          |  </w:t>
+      </w:r>
+      <w:r>
+        <w:rPr>
+          <w:rStyle w:val="VerbatimChar"/>
+          <w:rFonts w:hint="eastAsia"/>
+        </w:rPr>
+        <w:t xml:space="preserve">70%の上限条件）</w:t>
+      </w:r>
+      <w:r>
+        <w:rPr>
+          <w:rStyle w:val="VerbatimChar"/>
+        </w:rPr>
+        <w:t xml:space="preserve">              |</w:t>
+      </w:r>
+      <w:r>
+        <w:br/>
+      </w:r>
+      <w:r>
+        <w:rPr>
+          <w:rStyle w:val="VerbatimChar"/>
+        </w:rPr>
+        <w:t xml:space="preserve">          |        </w:t>
+      </w:r>
+      <w:r>
+        <w:rPr>
+          <w:rStyle w:val="VerbatimChar"/>
+          <w:rFonts w:hint="eastAsia"/>
+        </w:rPr>
+        <w:t xml:space="preserve">[T8修正]</w:t>
+      </w:r>
+      <w:r>
+        <w:rPr>
+          <w:rStyle w:val="VerbatimChar"/>
+        </w:rPr>
+        <w:t xml:space="preserve">               | </w:t>
+      </w:r>
+      <w:r>
+        <w:rPr>
+          <w:rStyle w:val="VerbatimChar"/>
+          <w:rFonts w:hint="eastAsia"/>
+        </w:rPr>
+        <w:t xml:space="preserve">[T8修正]</w:t>
+      </w:r>
+      <w:r>
+        <w:rPr>
+          <w:rStyle w:val="VerbatimChar"/>
+        </w:rPr>
+        <w:t xml:space="preserve"> デュオポリー</w:t>
+      </w:r>
+      <w:r>
+        <w:br/>
+      </w:r>
+      <w:r>
+        <w:rPr>
+          <w:rStyle w:val="VerbatimChar"/>
+        </w:rPr>
+        <w:t xml:space="preserve">          |  </w:t>
+      </w:r>
+      <w:r>
+        <w:rPr>
+          <w:rStyle w:val="VerbatimChar"/>
+          <w:rFonts w:hint="eastAsia"/>
+        </w:rPr>
+        <w:t xml:space="preserve">根源要因が上限条件</w:t>
+      </w:r>
+      <w:r>
+        <w:rPr>
+          <w:rStyle w:val="VerbatimChar"/>
+        </w:rPr>
+        <w:t xml:space="preserve">           | </w:t>
+      </w:r>
+      <w:r>
+        <w:rPr>
+          <w:rStyle w:val="VerbatimChar"/>
+          <w:rFonts w:hint="eastAsia"/>
+        </w:rPr>
+        <w:t xml:space="preserve">持続性リスクのアノテーション</w:t>
+      </w:r>
+      <w:r>
+        <w:br/>
+      </w:r>
+      <w:r>
+        <w:rPr>
+          <w:rStyle w:val="VerbatimChar"/>
+        </w:rPr>
+        <w:t xml:space="preserve">          |                                |</w:t>
+      </w:r>
+      <w:r>
+        <w:br/>
+      </w:r>
+      <w:r>
+        <w:rPr>
+          <w:rStyle w:val="VerbatimChar"/>
+          <w:rFonts w:hint="eastAsia"/>
+        </w:rPr>
+        <w:t xml:space="preserve">【補完的要素（50%）】</w:t>
+      </w:r>
+      <w:r>
+        <w:rPr>
+          <w:rStyle w:val="VerbatimChar"/>
+        </w:rPr>
+        <w:t xml:space="preserve">                      |</w:t>
+      </w:r>
+      <w:r>
+        <w:br/>
+      </w:r>
+      <w:r>
+        <w:rPr>
+          <w:rStyle w:val="VerbatimChar"/>
+        </w:rPr>
+        <w:t xml:space="preserve">  #1 </w:t>
+      </w:r>
+      <w:r>
+        <w:rPr>
+          <w:rStyle w:val="VerbatimChar"/>
+          <w:rFonts w:hint="eastAsia"/>
+        </w:rPr>
+        <w:t xml:space="preserve">ポートフォリオ管理力</w:t>
+      </w:r>
+      <w:r>
+        <w:rPr>
+          <w:rStyle w:val="VerbatimChar"/>
+        </w:rPr>
+        <w:t xml:space="preserve"> ─────────────────┘</w:t>
+      </w:r>
+      <w:r>
+        <w:br/>
+      </w:r>
+      <w:r>
+        <w:rPr>
+          <w:rStyle w:val="VerbatimChar"/>
+        </w:rPr>
+        <w:t xml:space="preserve">        </w:t>
+      </w:r>
+      <w:r>
+        <w:rPr>
+          <w:rStyle w:val="VerbatimChar"/>
+          <w:rFonts w:hint="eastAsia"/>
+        </w:rPr>
+        <w:t xml:space="preserve">[T8修正]</w:t>
+      </w:r>
+      <w:r>
+        <w:rPr>
+          <w:rStyle w:val="VerbatimChar"/>
+        </w:rPr>
         <w:t xml:space="preserve"> </w:t>
       </w:r>
       <w:r>
         <w:rPr>
-          <w:rFonts w:hint="eastAsia"/>
-        </w:rPr>
-        <w:t xml:space="preserve">$24.7B）を基盤とする（T8修正:</w:t>
-      </w:r>
-      <w:r>
+          <w:rStyle w:val="VerbatimChar"/>
+          <w:rFonts w:hint="eastAsia"/>
+        </w:rPr>
+        <w:t xml:space="preserve">CAGR内訳分離（売上+10-12%,</w:t>
+      </w:r>
+      <w:r>
+        <w:rPr>
+          <w:rStyle w:val="VerbatimChar"/>
+        </w:rPr>
         <w:t xml:space="preserve"> </w:t>
       </w:r>
       <w:r>
         <w:rPr>
-          <w:rFonts w:hint="eastAsia"/>
-        </w:rPr>
-        <w:t xml:space="preserve">デュオポリー持続性リスクのアノテーション追加）。</w:t>
-      </w:r>
-    </w:p>
-    <w:p>
-      <w:pPr>
-        <w:pStyle w:val="BodyText"/>
-      </w:pPr>
-      <w:r>
-        <w:rPr>
-          <w:rFonts w:hint="eastAsia"/>
-          <w:b/>
-          <w:bCs/>
-        </w:rPr>
-        <w:t xml:space="preserve">補完的要素（50%）</w:t>
-      </w:r>
-      <w:r>
-        <w:t xml:space="preserve">: </w:t>
-      </w:r>
-      <w:r>
-        <w:rPr>
-          <w:rFonts w:hint="eastAsia"/>
-        </w:rPr>
-        <w:t xml:space="preserve">主張#1「ポートフォリオ管理力」は核心的優位性（特に#4）を下支えする（T8修正:</w:t>
-      </w:r>
-      <w:r>
+          <w:rStyle w:val="VerbatimChar"/>
+          <w:rFonts w:hint="eastAsia"/>
+        </w:rPr>
+        <w:t xml:space="preserve">マージン±0%）</w:t>
+      </w:r>
+      <w:r>
+        <w:br/>
+      </w:r>
+      <w:r>
+        <w:rPr>
+          <w:rStyle w:val="VerbatimChar"/>
+        </w:rPr>
+        <w:t xml:space="preserve">  #3 アルツハイマーR&amp;Dノウハウ</w:t>
+      </w:r>
+      <w:r>
+        <w:br/>
+      </w:r>
+      <w:r>
+        <w:rPr>
+          <w:rStyle w:val="VerbatimChar"/>
+        </w:rPr>
+        <w:t xml:space="preserve">        </w:t>
+      </w:r>
+      <w:r>
+        <w:rPr>
+          <w:rStyle w:val="VerbatimChar"/>
+          <w:rFonts w:hint="eastAsia"/>
+        </w:rPr>
+        <w:t xml:space="preserve">[T8修正]</w:t>
+      </w:r>
+      <w:r>
+        <w:rPr>
+          <w:rStyle w:val="VerbatimChar"/>
+        </w:rPr>
+        <w:t xml:space="preserve"> KB3 </w:t>
+      </w:r>
+      <w:r>
+        <w:rPr>
+          <w:rStyle w:val="VerbatimChar"/>
+          <w:rFonts w:hint="eastAsia"/>
+        </w:rPr>
+        <w:t xml:space="preserve">LLY#3の30%批判を明示</w:t>
+      </w:r>
+      <w:r>
+        <w:br/>
+      </w:r>
+      <w:r>
+        <w:rPr>
+          <w:rStyle w:val="VerbatimChar"/>
+        </w:rPr>
+        <w:t xml:space="preserve">  #5 </w:t>
+      </w:r>
+      <w:r>
+        <w:rPr>
+          <w:rStyle w:val="VerbatimChar"/>
+          <w:rFonts w:hint="eastAsia"/>
+        </w:rPr>
+        <w:t xml:space="preserve">Mounjaro粘着性</w:t>
+      </w:r>
+      <w:r>
+        <w:rPr>
+          <w:rStyle w:val="VerbatimChar"/>
+        </w:rPr>
+        <w:t xml:space="preserve"> → #2, </w:t>
+      </w:r>
+      <w:r>
+        <w:rPr>
+          <w:rStyle w:val="VerbatimChar"/>
+          <w:rFonts w:hint="eastAsia"/>
+        </w:rPr>
+        <w:t xml:space="preserve">#4への患者基盤提供</w:t>
+      </w:r>
+      <w:r>
+        <w:br/>
+      </w:r>
+      <w:r>
+        <w:rPr>
+          <w:rStyle w:val="VerbatimChar"/>
+        </w:rPr>
+        <w:t xml:space="preserve">        </w:t>
+      </w:r>
+      <w:r>
+        <w:rPr>
+          <w:rStyle w:val="VerbatimChar"/>
+          <w:rFonts w:hint="eastAsia"/>
+        </w:rPr>
+        <w:t xml:space="preserve">[T8修正]</w:t>
+      </w:r>
+      <w:r>
+        <w:rPr>
+          <w:rStyle w:val="VerbatimChar"/>
+        </w:rPr>
         <w:t xml:space="preserve"> </w:t>
       </w:r>
       <w:r>
         <w:rPr>
-          <w:rFonts w:hint="eastAsia"/>
-        </w:rPr>
-        <w:t xml:space="preserve">CAGR内訳分離、売上+10-12%/マージン±0%）。主張#3「アルツハイマーR&amp;Dノウハウ」は独立した補完的要素である（T8修正:</w:t>
-      </w:r>
-      <w:r>
-        <w:t xml:space="preserve"> KB3 </w:t>
-      </w:r>
-      <w:r>
-        <w:rPr>
-          <w:rFonts w:hint="eastAsia"/>
-        </w:rPr>
-        <w:t xml:space="preserve">LLY#3の30%批判を明示）。主張#5「Mounjaro粘着性」は#2・#4への患者基盤を提供する（T8修正:</w:t>
-      </w:r>
-      <w:r>
+          <w:rStyle w:val="VerbatimChar"/>
+          <w:rFonts w:hint="eastAsia"/>
+        </w:rPr>
+        <w:t xml:space="preserve">CVS事例のCAGR条件付きアノテーション</w:t>
+      </w:r>
+      <w:r>
+        <w:br/>
+      </w:r>
+      <w:r>
+        <w:br/>
+      </w:r>
+      <w:r>
+        <w:rPr>
+          <w:rStyle w:val="VerbatimChar"/>
+          <w:rFonts w:hint="eastAsia"/>
+        </w:rPr>
+        <w:t xml:space="preserve">【評価限定的（30%）】</w:t>
+      </w:r>
+      <w:r>
+        <w:br/>
+      </w:r>
+      <w:r>
+        <w:rPr>
+          <w:rStyle w:val="VerbatimChar"/>
+        </w:rPr>
+        <w:t xml:space="preserve">  #6 グローバルネットワーク → </w:t>
+      </w:r>
+      <w:r>
+        <w:rPr>
+          <w:rStyle w:val="VerbatimChar"/>
+          <w:rFonts w:hint="eastAsia"/>
+        </w:rPr>
+        <w:t xml:space="preserve">メガファーマ共通（ルール3/7</w:t>
+      </w:r>
+      <w:r>
+        <w:rPr>
+          <w:rStyle w:val="VerbatimChar"/>
+        </w:rPr>
         <w:t xml:space="preserve"> </w:t>
       </w:r>
       <w:r>
         <w:rPr>
-          <w:rFonts w:hint="eastAsia"/>
-        </w:rPr>
-        <w:t xml:space="preserve">CVS事例のCAGR条件付きアノテーション）。</w:t>
-      </w:r>
-    </w:p>
-    <w:p>
-      <w:pPr>
-        <w:pStyle w:val="BodyText"/>
-      </w:pPr>
-      <w:r>
-        <w:rPr>
-          <w:rFonts w:hint="eastAsia"/>
-          <w:b/>
-          <w:bCs/>
-        </w:rPr>
-        <w:t xml:space="preserve">評価限定的（30%）</w:t>
-      </w:r>
-      <w:r>
-        <w:t xml:space="preserve">: </w:t>
-      </w:r>
-      <w:r>
-        <w:rPr>
-          <w:rFonts w:hint="eastAsia"/>
-        </w:rPr>
-        <w:t xml:space="preserve">主張#6「グローバルネットワーク」はメガファーマ共通の能力であり、差別化として不成立（ルール3/7</w:t>
-      </w:r>
-      <w:r>
+          <w:rStyle w:val="VerbatimChar"/>
+          <w:rFonts w:hint="eastAsia"/>
+        </w:rPr>
+        <w:t xml:space="preserve">FAIL）</w:t>
+      </w:r>
+      <w:r>
+        <w:br/>
+      </w:r>
+      <w:r>
+        <w:rPr>
+          <w:rStyle w:val="VerbatimChar"/>
+        </w:rPr>
+        <w:t xml:space="preserve">        </w:t>
+      </w:r>
+      <w:r>
+        <w:rPr>
+          <w:rStyle w:val="VerbatimChar"/>
+          <w:rFonts w:hint="eastAsia"/>
+        </w:rPr>
+        <w:t xml:space="preserve">[T8修正]</w:t>
+      </w:r>
+      <w:r>
+        <w:rPr>
+          <w:rStyle w:val="VerbatimChar"/>
+        </w:rPr>
         <w:t xml:space="preserve"> </w:t>
       </w:r>
       <w:r>
         <w:rPr>
-          <w:rFonts w:hint="eastAsia"/>
-        </w:rPr>
-        <w:t xml:space="preserve">FAIL）（T8修正:</w:t>
-      </w:r>
-      <w:r>
-        <w:t xml:space="preserve"> </w:t>
-      </w:r>
-      <w:r>
-        <w:rPr>
-          <w:rFonts w:hint="eastAsia"/>
-        </w:rPr>
-        <w:t xml:space="preserve">掛け算方針で実質寄与限定的）。</w:t>
-      </w:r>
-    </w:p>
-    <w:bookmarkEnd w:id="30"/>
-    <w:bookmarkStart w:id="31" w:name="強み"/>
+          <w:rStyle w:val="VerbatimChar"/>
+          <w:rFonts w:hint="eastAsia"/>
+        </w:rPr>
+        <w:t xml:space="preserve">掛け算方針で実質寄与限定的</w:t>
+      </w:r>
+    </w:p>
+    <w:bookmarkEnd w:id="24"/>
+    <w:bookmarkStart w:id="25" w:name="強み"/>
     <w:p>
       <w:pPr>
         <w:pStyle w:val="Heading3"/>
@@ -8105,8 +8619,8 @@
         <w:t xml:space="preserve">#6:30%）</w:t>
       </w:r>
     </w:p>
-    <w:bookmarkEnd w:id="31"/>
-    <w:bookmarkStart w:id="32" w:name="弱み留意点t8修正後"/>
+    <w:bookmarkEnd w:id="25"/>
+    <w:bookmarkStart w:id="26" w:name="弱み留意点t8修正後"/>
     <w:p>
       <w:pPr>
         <w:pStyle w:val="Heading3"/>
@@ -8301,8 +8815,8 @@
         <w:t xml:space="preserve">formulary選定が粘着性を無効化するリスクが具体的事例として顕在化</w:t>
       </w:r>
     </w:p>
-    <w:bookmarkEnd w:id="32"/>
-    <w:bookmarkStart w:id="33" w:name="t8-ai批判プロセスの総括"/>
+    <w:bookmarkEnd w:id="26"/>
+    <w:bookmarkStart w:id="27" w:name="t8-ai批判プロセスの総括"/>
     <w:p>
       <w:pPr>
         <w:pStyle w:val="Heading3"/>
@@ -8426,8 +8940,8 @@
         <w:t xml:space="preserve">Wegovy優先推奨（2025年5月）等のKB3評価時点以降の新情報の反映が十分かを確認すべき。</w:t>
       </w:r>
     </w:p>
-    <w:bookmarkEnd w:id="33"/>
-    <w:bookmarkStart w:id="34" w:name="kb3との対比"/>
+    <w:bookmarkEnd w:id="27"/>
+    <w:bookmarkStart w:id="28" w:name="kb3との対比"/>
     <w:p>
       <w:pPr>
         <w:pStyle w:val="Heading3"/>
@@ -9119,9 +9633,9 @@
         </w:pict>
       </w:r>
     </w:p>
-    <w:bookmarkEnd w:id="34"/>
-    <w:bookmarkEnd w:id="35"/>
-    <w:bookmarkStart w:id="44" w:name="アナリストフィードバック記入欄"/>
+    <w:bookmarkEnd w:id="28"/>
+    <w:bookmarkEnd w:id="29"/>
+    <w:bookmarkStart w:id="38" w:name="アナリストフィードバック記入欄"/>
     <w:p>
       <w:pPr>
         <w:pStyle w:val="Heading2"/>
@@ -9147,7 +9661,7 @@
         <w:t xml:space="preserve">本セクションはアナリストが記入するフィードバック用テンプレートです。各主張に対して評価とコメントをご記入ください。</w:t>
       </w:r>
     </w:p>
-    <w:bookmarkStart w:id="42" w:name="評価スケール"/>
+    <w:bookmarkStart w:id="36" w:name="評価スケール"/>
     <w:p>
       <w:pPr>
         <w:pStyle w:val="Heading3"/>
@@ -9323,7 +9837,7 @@
         </w:pict>
       </w:r>
     </w:p>
-    <w:bookmarkStart w:id="36" w:name="複数超大型市場ポートフォリオ-1"/>
+    <w:bookmarkStart w:id="30" w:name="複数超大型市場ポートフォリオ"/>
     <w:p>
       <w:pPr>
         <w:pStyle w:val="Heading4"/>
@@ -9423,8 +9937,8 @@
         </w:pict>
       </w:r>
     </w:p>
-    <w:bookmarkEnd w:id="36"/>
-    <w:bookmarkStart w:id="37" w:name="低分子型経口glp-1技術的差別化"/>
+    <w:bookmarkEnd w:id="30"/>
+    <w:bookmarkStart w:id="31" w:name="低分子型経口glp-1技術的差別化"/>
     <w:p>
       <w:pPr>
         <w:pStyle w:val="Heading4"/>
@@ -9515,8 +10029,8 @@
         </w:pict>
       </w:r>
     </w:p>
-    <w:bookmarkEnd w:id="37"/>
-    <w:bookmarkStart w:id="38" w:name="アルツハイマーrdノウハウ"/>
+    <w:bookmarkEnd w:id="31"/>
+    <w:bookmarkStart w:id="32" w:name="アルツハイマーrdノウハウ"/>
     <w:p>
       <w:pPr>
         <w:pStyle w:val="Heading4"/>
@@ -9601,8 +10115,8 @@
         </w:pict>
       </w:r>
     </w:p>
-    <w:bookmarkEnd w:id="38"/>
-    <w:bookmarkStart w:id="39" w:name="glp-1供給能力参入障壁"/>
+    <w:bookmarkEnd w:id="32"/>
+    <w:bookmarkStart w:id="33" w:name="glp-1供給能力参入障壁"/>
     <w:p>
       <w:pPr>
         <w:pStyle w:val="Heading4"/>
@@ -9693,8 +10207,8 @@
         </w:pict>
       </w:r>
     </w:p>
-    <w:bookmarkEnd w:id="39"/>
-    <w:bookmarkStart w:id="40" w:name="mounjaro市場ポジション粘着性"/>
+    <w:bookmarkEnd w:id="33"/>
+    <w:bookmarkStart w:id="34" w:name="mounjaro市場ポジション粘着性"/>
     <w:p>
       <w:pPr>
         <w:pStyle w:val="Heading4"/>
@@ -9785,8 +10299,8 @@
         </w:pict>
       </w:r>
     </w:p>
-    <w:bookmarkEnd w:id="40"/>
-    <w:bookmarkStart w:id="41" w:name="グローバルネットワーク"/>
+    <w:bookmarkEnd w:id="34"/>
+    <w:bookmarkStart w:id="35" w:name="グローバルネットワーク"/>
     <w:p>
       <w:pPr>
         <w:pStyle w:val="Heading4"/>
@@ -9864,9 +10378,9 @@
         <w:t xml:space="preserve">:</w:t>
       </w:r>
     </w:p>
-    <w:bookmarkEnd w:id="41"/>
-    <w:bookmarkEnd w:id="42"/>
-    <w:bookmarkStart w:id="43" w:name="追加フィードバック欄"/>
+    <w:bookmarkEnd w:id="35"/>
+    <w:bookmarkEnd w:id="36"/>
+    <w:bookmarkStart w:id="37" w:name="追加フィードバック欄"/>
     <w:p>
       <w:pPr>
         <w:pStyle w:val="Heading3"/>
@@ -10012,9 +10526,9 @@
         </w:pict>
       </w:r>
     </w:p>
-    <w:bookmarkEnd w:id="43"/>
-    <w:bookmarkEnd w:id="44"/>
-    <w:bookmarkStart w:id="46" w:name="付記-t8修正サマリー"/>
+    <w:bookmarkEnd w:id="37"/>
+    <w:bookmarkEnd w:id="38"/>
+    <w:bookmarkStart w:id="40" w:name="付記-t8修正サマリー"/>
     <w:p>
       <w:pPr>
         <w:pStyle w:val="Heading2"/>
@@ -10528,7 +11042,7 @@
         </w:tc>
       </w:tr>
     </w:tbl>
-    <w:bookmarkStart w:id="45" w:name="修正種別の定義"/>
+    <w:bookmarkStart w:id="39" w:name="修正種別の定義"/>
     <w:p>
       <w:pPr>
         <w:pStyle w:val="Heading3"/>
@@ -10776,9 +11290,9 @@
         <w:t xml:space="preserve">AI批判プロセス（critique.json参照）を適用した最終版です。</w:t>
       </w:r>
     </w:p>
-    <w:bookmarkEnd w:id="45"/>
-    <w:bookmarkEnd w:id="46"/>
-    <w:bookmarkEnd w:id="47"/>
+    <w:bookmarkEnd w:id="39"/>
+    <w:bookmarkEnd w:id="40"/>
+    <w:bookmarkEnd w:id="41"/>
     <w:sectPr>
       <w:footnotePr>
         <w:numRestart w:val="eachSect"/>
